--- a/server/templates/空_自立生活支持服務計畫表-112.02修.docx
+++ b/server/templates/空_自立生活支持服務計畫表-112.02修.docx
@@ -526,7 +526,7 @@
               <w:spacing w:line="340" w:lineRule="exact"/>
               <w:jc w:val="both"/>
               <w:rPr>
-                <w:rFonts w:ascii="標楷體" w:eastAsia="標楷體" w:hAnsi="標楷體" w:hint="eastAsia"/>
+                <w:rFonts w:ascii="標楷體" w:eastAsia="標楷體" w:hAnsi="標楷體"/>
                 <w:szCs w:val="24"/>
               </w:rPr>
             </w:pPr>
@@ -543,17 +543,26 @@
               <w:spacing w:line="340" w:lineRule="exact"/>
               <w:jc w:val="both"/>
               <w:rPr>
-                <w:rFonts w:ascii="標楷體" w:eastAsia="標楷體" w:hAnsi="標楷體" w:hint="eastAsia"/>
-                <w:szCs w:val="24"/>
-              </w:rPr>
-            </w:pPr>
-            <w:r>
-              <w:rPr>
-                <w:rFonts w:ascii="標楷體" w:eastAsia="標楷體" w:hAnsi="標楷體" w:hint="eastAsia"/>
-                <w:szCs w:val="24"/>
-              </w:rPr>
-              <w:t>{caseSource2}2.社會局轉介</w:t>
-            </w:r>
+                <w:rFonts w:ascii="標楷體" w:eastAsia="標楷體" w:hAnsi="標楷體"/>
+                <w:szCs w:val="24"/>
+              </w:rPr>
+            </w:pPr>
+            <w:r>
+              <w:rPr>
+                <w:rFonts w:ascii="標楷體" w:eastAsia="標楷體" w:hAnsi="標楷體" w:hint="eastAsia"/>
+                <w:szCs w:val="24"/>
+              </w:rPr>
+              <w:t>{caseSource2}2.社會局轉</w:t>
+            </w:r>
+            <w:proofErr w:type="gramStart"/>
+            <w:r>
+              <w:rPr>
+                <w:rFonts w:ascii="標楷體" w:eastAsia="標楷體" w:hAnsi="標楷體" w:hint="eastAsia"/>
+                <w:szCs w:val="24"/>
+              </w:rPr>
+              <w:t>介</w:t>
+            </w:r>
+            <w:proofErr w:type="gramEnd"/>
           </w:p>
           <w:p>
             <w:pPr>
@@ -1696,7 +1705,25 @@
                 <w:kern w:val="0"/>
                 <w:szCs w:val="24"/>
               </w:rPr>
-              <w:t>中低收入戶及非列冊低收入戶領有身心障礙者生活補助者</w:t>
+              <w:t>中低收入戶及</w:t>
+            </w:r>
+            <w:proofErr w:type="gramStart"/>
+            <w:r>
+              <w:rPr>
+                <w:rFonts w:ascii="標楷體" w:eastAsia="標楷體" w:hAnsi="標楷體" w:hint="eastAsia"/>
+                <w:kern w:val="0"/>
+                <w:szCs w:val="24"/>
+              </w:rPr>
+              <w:t>非列冊低</w:t>
+            </w:r>
+            <w:proofErr w:type="gramEnd"/>
+            <w:r>
+              <w:rPr>
+                <w:rFonts w:ascii="標楷體" w:eastAsia="標楷體" w:hAnsi="標楷體" w:hint="eastAsia"/>
+                <w:kern w:val="0"/>
+                <w:szCs w:val="24"/>
+              </w:rPr>
+              <w:t>收入戶領有身心障礙者生活補助者</w:t>
             </w:r>
           </w:p>
           <w:p>
@@ -1938,7 +1965,23 @@
                 <w:rFonts w:ascii="標楷體" w:eastAsia="標楷體" w:hAnsi="標楷體" w:hint="eastAsia"/>
                 <w:szCs w:val="24"/>
               </w:rPr>
-              <w:t>中低收入戶及非列冊低收入戶領有身心障礙者生活補助者</w:t>
+              <w:t>中低收入戶及</w:t>
+            </w:r>
+            <w:proofErr w:type="gramStart"/>
+            <w:r>
+              <w:rPr>
+                <w:rFonts w:ascii="標楷體" w:eastAsia="標楷體" w:hAnsi="標楷體" w:hint="eastAsia"/>
+                <w:szCs w:val="24"/>
+              </w:rPr>
+              <w:t>非列冊低</w:t>
+            </w:r>
+            <w:proofErr w:type="gramEnd"/>
+            <w:r>
+              <w:rPr>
+                <w:rFonts w:ascii="標楷體" w:eastAsia="標楷體" w:hAnsi="標楷體" w:hint="eastAsia"/>
+                <w:szCs w:val="24"/>
+              </w:rPr>
+              <w:t>收入戶領有身心障礙者生活補助者</w:t>
             </w:r>
           </w:p>
         </w:tc>
@@ -2457,8 +2500,18 @@
                 <w:kern w:val="0"/>
                 <w:szCs w:val="24"/>
               </w:rPr>
-              <w:t>工作類型：＿</w:t>
-            </w:r>
+              <w:t>工作類型：</w:t>
+            </w:r>
+            <w:proofErr w:type="gramStart"/>
+            <w:r>
+              <w:rPr>
+                <w:rFonts w:ascii="標楷體" w:eastAsia="標楷體" w:hAnsi="標楷體" w:cs="標楷體" w:hint="eastAsia"/>
+                <w:kern w:val="0"/>
+                <w:szCs w:val="24"/>
+              </w:rPr>
+              <w:t>＿</w:t>
+            </w:r>
+            <w:proofErr w:type="gramEnd"/>
             <w:r>
               <w:rPr>
                 <w:rFonts w:ascii="標楷體" w:eastAsia="標楷體" w:hAnsi="標楷體" w:cs="標楷體"/>
@@ -2485,6 +2538,7 @@
               </w:rPr>
               <w:t>}</w:t>
             </w:r>
+            <w:proofErr w:type="gramStart"/>
             <w:r>
               <w:rPr>
                 <w:rFonts w:ascii="標楷體" w:eastAsia="標楷體" w:hAnsi="標楷體" w:cs="標楷體" w:hint="eastAsia"/>
@@ -2493,6 +2547,7 @@
               </w:rPr>
               <w:t>＿</w:t>
             </w:r>
+            <w:proofErr w:type="gramEnd"/>
           </w:p>
         </w:tc>
       </w:tr>
@@ -2588,7 +2643,55 @@
                 <w:rFonts w:ascii="標楷體" w:eastAsia="標楷體" w:hAnsi="Webdings" w:hint="eastAsia"/>
                 <w:szCs w:val="24"/>
               </w:rPr>
-              <w:t>{family1}1.母___位 {family2}2.父___位 {family3}3.祖母（外）___位 {family4}4.祖父（外）___位 {family5}5.手足(案弟___位、案妹___位） {family6}6.配偶 {family7}7.子___位女___位 {family8}7.其他___{</w:t>
+              <w:t>{family1}1.母___位 {family2}2.父___位 {family3}3.祖母（外）___位 {family4}4.祖父（外）___位 {family5}5.手足(</w:t>
+            </w:r>
+            <w:proofErr w:type="gramStart"/>
+            <w:r>
+              <w:rPr>
+                <w:rFonts w:ascii="標楷體" w:eastAsia="標楷體" w:hAnsi="Webdings" w:hint="eastAsia"/>
+                <w:szCs w:val="24"/>
+              </w:rPr>
+              <w:t>案弟</w:t>
+            </w:r>
+            <w:proofErr w:type="gramEnd"/>
+            <w:r>
+              <w:rPr>
+                <w:rFonts w:ascii="標楷體" w:eastAsia="標楷體" w:hAnsi="Webdings" w:hint="eastAsia"/>
+                <w:szCs w:val="24"/>
+              </w:rPr>
+              <w:t>___位、</w:t>
+            </w:r>
+            <w:proofErr w:type="gramStart"/>
+            <w:r>
+              <w:rPr>
+                <w:rFonts w:ascii="標楷體" w:eastAsia="標楷體" w:hAnsi="Webdings" w:hint="eastAsia"/>
+                <w:szCs w:val="24"/>
+              </w:rPr>
+              <w:t>案妹</w:t>
+            </w:r>
+            <w:proofErr w:type="gramEnd"/>
+            <w:r>
+              <w:rPr>
+                <w:rFonts w:ascii="標楷體" w:eastAsia="標楷體" w:hAnsi="Webdings" w:hint="eastAsia"/>
+                <w:szCs w:val="24"/>
+              </w:rPr>
+              <w:t>___位</w:t>
+            </w:r>
+            <w:proofErr w:type="gramStart"/>
+            <w:r>
+              <w:rPr>
+                <w:rFonts w:ascii="標楷體" w:eastAsia="標楷體" w:hAnsi="Webdings" w:hint="eastAsia"/>
+                <w:szCs w:val="24"/>
+              </w:rPr>
+              <w:t>）</w:t>
+            </w:r>
+            <w:proofErr w:type="gramEnd"/>
+            <w:r>
+              <w:rPr>
+                <w:rFonts w:ascii="標楷體" w:eastAsia="標楷體" w:hAnsi="Webdings" w:hint="eastAsia"/>
+                <w:szCs w:val="24"/>
+              </w:rPr>
+              <w:t xml:space="preserve"> {family6}6.配偶 {family7}7.子___位女___位 {family8}7.其他___{</w:t>
             </w:r>
             <w:proofErr w:type="spellStart"/>
             <w:r>
@@ -3106,6 +3209,7 @@
               </w:rPr>
               <w:t>1.</w:t>
             </w:r>
+            <w:proofErr w:type="gramStart"/>
             <w:r>
               <w:rPr>
                 <w:rFonts w:ascii="標楷體" w:eastAsia="標楷體" w:hAnsi="標楷體" w:cs="標楷體" w:hint="eastAsia"/>
@@ -3114,6 +3218,7 @@
               </w:rPr>
               <w:t>否</w:t>
             </w:r>
+            <w:proofErr w:type="gramEnd"/>
             <w:r>
               <w:rPr>
                 <w:rFonts w:ascii="標楷體" w:eastAsia="標楷體" w:hAnsi="標楷體" w:cs="標楷體"/>
@@ -3312,13 +3417,23 @@
               </w:rPr>
               <w:t>手</w:t>
             </w:r>
-            <w:r>
-              <w:rPr>
-                <w:rFonts w:ascii="標楷體" w:eastAsia="標楷體" w:hAnsi="標楷體" w:cs="標楷體" w:hint="eastAsia"/>
-                <w:kern w:val="0"/>
-                <w:szCs w:val="24"/>
-              </w:rPr>
-              <w:t>柺杖</w:t>
+            <w:proofErr w:type="gramStart"/>
+            <w:r>
+              <w:rPr>
+                <w:rFonts w:ascii="標楷體" w:eastAsia="標楷體" w:hAnsi="標楷體" w:cs="標楷體" w:hint="eastAsia"/>
+                <w:kern w:val="0"/>
+                <w:szCs w:val="24"/>
+              </w:rPr>
+              <w:t>柺</w:t>
+            </w:r>
+            <w:proofErr w:type="gramEnd"/>
+            <w:r>
+              <w:rPr>
+                <w:rFonts w:ascii="標楷體" w:eastAsia="標楷體" w:hAnsi="標楷體" w:cs="標楷體" w:hint="eastAsia"/>
+                <w:kern w:val="0"/>
+                <w:szCs w:val="24"/>
+              </w:rPr>
+              <w:t>杖</w:t>
             </w:r>
             <w:r>
               <w:rPr>
@@ -3460,7 +3575,25 @@
                 <w:kern w:val="0"/>
                 <w:szCs w:val="24"/>
               </w:rPr>
-              <w:t>腋下柺杖</w:t>
+              <w:t>腋下</w:t>
+            </w:r>
+            <w:proofErr w:type="gramStart"/>
+            <w:r>
+              <w:rPr>
+                <w:rFonts w:ascii="標楷體" w:eastAsia="標楷體" w:hAnsi="標楷體" w:cs="標楷體" w:hint="eastAsia"/>
+                <w:kern w:val="0"/>
+                <w:szCs w:val="24"/>
+              </w:rPr>
+              <w:t>柺</w:t>
+            </w:r>
+            <w:proofErr w:type="gramEnd"/>
+            <w:r>
+              <w:rPr>
+                <w:rFonts w:ascii="標楷體" w:eastAsia="標楷體" w:hAnsi="標楷體" w:cs="標楷體" w:hint="eastAsia"/>
+                <w:kern w:val="0"/>
+                <w:szCs w:val="24"/>
+              </w:rPr>
+              <w:t>杖</w:t>
             </w:r>
           </w:p>
         </w:tc>
@@ -3852,6 +3985,7 @@
               </w:rPr>
               <w:t>H.</w:t>
             </w:r>
+            <w:proofErr w:type="gramStart"/>
             <w:r>
               <w:rPr>
                 <w:rFonts w:ascii="標楷體" w:eastAsia="標楷體" w:hAnsi="標楷體" w:cs="標楷體" w:hint="eastAsia"/>
@@ -3860,6 +3994,7 @@
               </w:rPr>
               <w:t>抽痰機</w:t>
             </w:r>
+            <w:proofErr w:type="gramEnd"/>
           </w:p>
         </w:tc>
       </w:tr>
@@ -5546,7 +5681,16 @@
                 <w:kern w:val="0"/>
                 <w:szCs w:val="24"/>
               </w:rPr>
-              <w:t>_____</w:t>
+              <w:t>___</w:t>
+            </w:r>
+            <w:proofErr w:type="gramStart"/>
+            <w:r>
+              <w:rPr>
+                <w:rFonts w:ascii="標楷體" w:eastAsia="標楷體" w:hAnsi="標楷體" w:cs="標楷體" w:hint="eastAsia"/>
+                <w:kern w:val="0"/>
+                <w:szCs w:val="24"/>
+              </w:rPr>
+              <w:t>__</w:t>
             </w:r>
             <w:r>
               <w:rPr>
@@ -5580,7 +5724,16 @@
                 <w:kern w:val="0"/>
                 <w:szCs w:val="24"/>
               </w:rPr>
-              <w:t>__</w:t>
+              <w:t>_</w:t>
+            </w:r>
+            <w:proofErr w:type="gramEnd"/>
+            <w:r>
+              <w:rPr>
+                <w:rFonts w:ascii="標楷體" w:eastAsia="標楷體" w:hAnsi="標楷體" w:cs="標楷體" w:hint="eastAsia"/>
+                <w:kern w:val="0"/>
+                <w:szCs w:val="24"/>
+              </w:rPr>
+              <w:t>_</w:t>
             </w:r>
             <w:r>
               <w:rPr>
@@ -6278,13 +6431,22 @@
                 <w:szCs w:val="24"/>
               </w:rPr>
             </w:pPr>
+            <w:proofErr w:type="gramStart"/>
             <w:r>
               <w:rPr>
                 <w:rFonts w:ascii="標楷體" w:eastAsia="標楷體" w:hAnsi="標楷體" w:hint="eastAsia"/>
                 <w:szCs w:val="24"/>
               </w:rPr>
               <w:lastRenderedPageBreak/>
-              <w:t>居服評估結果</w:t>
+              <w:t>居服評估</w:t>
+            </w:r>
+            <w:proofErr w:type="gramEnd"/>
+            <w:r>
+              <w:rPr>
+                <w:rFonts w:ascii="標楷體" w:eastAsia="標楷體" w:hAnsi="標楷體" w:hint="eastAsia"/>
+                <w:szCs w:val="24"/>
+              </w:rPr>
+              <w:t>結果</w:t>
             </w:r>
           </w:p>
         </w:tc>
@@ -6564,13 +6726,23 @@
                 <w:szCs w:val="26"/>
               </w:rPr>
             </w:pPr>
-            <w:r>
-              <w:rPr>
-                <w:rFonts w:ascii="標楷體" w:eastAsia="標楷體" w:hAnsi="標楷體" w:hint="eastAsia"/>
-                <w:sz w:val="26"/>
-                <w:szCs w:val="26"/>
-              </w:rPr>
-              <w:t>居服單位名稱</w:t>
+            <w:proofErr w:type="gramStart"/>
+            <w:r>
+              <w:rPr>
+                <w:rFonts w:ascii="標楷體" w:eastAsia="標楷體" w:hAnsi="標楷體" w:hint="eastAsia"/>
+                <w:sz w:val="26"/>
+                <w:szCs w:val="26"/>
+              </w:rPr>
+              <w:t>居服單位</w:t>
+            </w:r>
+            <w:proofErr w:type="gramEnd"/>
+            <w:r>
+              <w:rPr>
+                <w:rFonts w:ascii="標楷體" w:eastAsia="標楷體" w:hAnsi="標楷體" w:hint="eastAsia"/>
+                <w:sz w:val="26"/>
+                <w:szCs w:val="26"/>
+              </w:rPr>
+              <w:t>名稱</w:t>
             </w:r>
             <w:r>
               <w:rPr>
@@ -6872,6 +7044,7 @@
               </w:rPr>
               <w:t>}</w:t>
             </w:r>
+            <w:proofErr w:type="gramStart"/>
             <w:r>
               <w:rPr>
                 <w:rFonts w:ascii="標楷體" w:eastAsia="標楷體" w:hAnsi="標楷體" w:cs="標楷體" w:hint="eastAsia"/>
@@ -6879,6 +7052,7 @@
               </w:rPr>
               <w:t>穿換衣服</w:t>
             </w:r>
+            <w:proofErr w:type="gramEnd"/>
           </w:p>
         </w:tc>
         <w:tc>
@@ -7736,6 +7910,7 @@
               </w:rPr>
               <w:t>{household1}</w:t>
             </w:r>
+            <w:proofErr w:type="gramStart"/>
             <w:r>
               <w:rPr>
                 <w:rFonts w:ascii="標楷體" w:eastAsia="標楷體" w:hAnsi="標楷體" w:cs="標楷體" w:hint="eastAsia"/>
@@ -7743,6 +7918,7 @@
               </w:rPr>
               <w:t>洗修衣物</w:t>
             </w:r>
+            <w:proofErr w:type="gramEnd"/>
           </w:p>
         </w:tc>
         <w:tc>
@@ -8361,12 +8537,21 @@
                 <w:szCs w:val="24"/>
               </w:rPr>
             </w:pPr>
-            <w:r>
-              <w:rPr>
-                <w:rFonts w:ascii="標楷體" w:eastAsia="標楷體" w:hAnsi="標楷體" w:hint="eastAsia"/>
-                <w:szCs w:val="24"/>
-              </w:rPr>
-              <w:t>與居服員的互動情形</w:t>
+            <w:proofErr w:type="gramStart"/>
+            <w:r>
+              <w:rPr>
+                <w:rFonts w:ascii="標楷體" w:eastAsia="標楷體" w:hAnsi="標楷體" w:hint="eastAsia"/>
+                <w:szCs w:val="24"/>
+              </w:rPr>
+              <w:t>與居服員</w:t>
+            </w:r>
+            <w:proofErr w:type="gramEnd"/>
+            <w:r>
+              <w:rPr>
+                <w:rFonts w:ascii="標楷體" w:eastAsia="標楷體" w:hAnsi="標楷體" w:hint="eastAsia"/>
+                <w:szCs w:val="24"/>
+              </w:rPr>
+              <w:t>的互動情形</w:t>
             </w:r>
             <w:r>
               <w:rPr>
@@ -8426,12 +8611,21 @@
                 <w:szCs w:val="24"/>
               </w:rPr>
             </w:pPr>
-            <w:r>
-              <w:rPr>
-                <w:rFonts w:ascii="標楷體" w:eastAsia="標楷體" w:hAnsi="標楷體" w:hint="eastAsia"/>
-                <w:szCs w:val="24"/>
-              </w:rPr>
-              <w:t>居服不足部分</w:t>
+            <w:proofErr w:type="gramStart"/>
+            <w:r>
+              <w:rPr>
+                <w:rFonts w:ascii="標楷體" w:eastAsia="標楷體" w:hAnsi="標楷體" w:hint="eastAsia"/>
+                <w:szCs w:val="24"/>
+              </w:rPr>
+              <w:t>居服不足</w:t>
+            </w:r>
+            <w:proofErr w:type="gramEnd"/>
+            <w:r>
+              <w:rPr>
+                <w:rFonts w:ascii="標楷體" w:eastAsia="標楷體" w:hAnsi="標楷體" w:hint="eastAsia"/>
+                <w:szCs w:val="24"/>
+              </w:rPr>
+              <w:t>部分</w:t>
             </w:r>
             <w:r>
               <w:rPr>
@@ -8858,7 +9052,25 @@
                 <w:color w:val="000000"/>
                 <w:szCs w:val="24"/>
               </w:rPr>
-              <w:t>身心障礙者輔具服務</w:t>
+              <w:t>身心</w:t>
+            </w:r>
+            <w:proofErr w:type="gramStart"/>
+            <w:r>
+              <w:rPr>
+                <w:rFonts w:ascii="標楷體" w:eastAsia="標楷體" w:hint="eastAsia"/>
+                <w:color w:val="000000"/>
+                <w:szCs w:val="24"/>
+              </w:rPr>
+              <w:t>障礙者輔具</w:t>
+            </w:r>
+            <w:proofErr w:type="gramEnd"/>
+            <w:r>
+              <w:rPr>
+                <w:rFonts w:ascii="標楷體" w:eastAsia="標楷體" w:hint="eastAsia"/>
+                <w:color w:val="000000"/>
+                <w:szCs w:val="24"/>
+              </w:rPr>
+              <w:t>服務</w:t>
             </w:r>
             <w:r>
               <w:rPr>
@@ -9026,10 +9238,10 @@
       </w:tblPr>
       <w:tblGrid>
         <w:gridCol w:w="2166"/>
-        <w:gridCol w:w="2824"/>
-        <w:gridCol w:w="731"/>
-        <w:gridCol w:w="1510"/>
-        <w:gridCol w:w="2976"/>
+        <w:gridCol w:w="3336"/>
+        <w:gridCol w:w="438"/>
+        <w:gridCol w:w="801"/>
+        <w:gridCol w:w="3466"/>
       </w:tblGrid>
       <w:tr>
         <w:trPr>
@@ -9124,6 +9336,7 @@
               </w:rPr>
               <w:t>造成身心障礙原因</w:t>
             </w:r>
+            <w:proofErr w:type="gramStart"/>
             <w:r>
               <w:rPr>
                 <w:rFonts w:ascii="標楷體" w:eastAsia="標楷體" w:hAnsi="標楷體" w:hint="eastAsia"/>
@@ -9132,8 +9345,9 @@
                 <w:sz w:val="26"/>
                 <w:szCs w:val="26"/>
               </w:rPr>
-              <w:t>（如：何時造成、演變過程…）</w:t>
-            </w:r>
+              <w:t>（</w:t>
+            </w:r>
+            <w:proofErr w:type="gramEnd"/>
             <w:r>
               <w:rPr>
                 <w:rFonts w:ascii="標楷體" w:eastAsia="標楷體" w:hAnsi="標楷體" w:hint="eastAsia"/>
@@ -9142,60 +9356,9 @@
                 <w:sz w:val="26"/>
                 <w:szCs w:val="26"/>
               </w:rPr>
-              <w:t>：</w:t>
-            </w:r>
-          </w:p>
-          <w:p>
-            <w:pPr>
-              <w:rPr>
-                <w:rFonts w:ascii="標楷體" w:eastAsia="標楷體" w:hAnsi="標楷體"/>
-                <w:sz w:val="26"/>
-                <w:szCs w:val="26"/>
-              </w:rPr>
-            </w:pPr>
-            <w:r>
-              <w:rPr>
-                <w:rFonts w:ascii="標楷體" w:eastAsia="標楷體" w:hAnsi="標楷體"/>
-                <w:sz w:val="26"/>
-                <w:szCs w:val="26"/>
-              </w:rPr>
-              <w:t>{</w:t>
-            </w:r>
-            <w:proofErr w:type="spellStart"/>
-            <w:r>
-              <w:rPr>
-                <w:rFonts w:ascii="標楷體" w:eastAsia="標楷體" w:hAnsi="標楷體"/>
-                <w:sz w:val="26"/>
-                <w:szCs w:val="26"/>
-              </w:rPr>
-              <w:t>disabilityCause</w:t>
-            </w:r>
-            <w:proofErr w:type="spellEnd"/>
-            <w:r>
-              <w:rPr>
-                <w:rFonts w:ascii="標楷體" w:eastAsia="標楷體" w:hAnsi="標楷體"/>
-                <w:sz w:val="26"/>
-                <w:szCs w:val="26"/>
-              </w:rPr>
-              <w:t>}</w:t>
-            </w:r>
-          </w:p>
-          <w:p>
-            <w:pPr>
-              <w:rPr>
-                <w:rFonts w:ascii="標楷體" w:eastAsia="標楷體" w:hAnsi="標楷體"/>
-                <w:sz w:val="26"/>
-                <w:szCs w:val="26"/>
-              </w:rPr>
-            </w:pPr>
-            <w:r>
-              <w:rPr>
-                <w:rFonts w:ascii="標楷體" w:eastAsia="標楷體" w:hAnsi="標楷體" w:hint="eastAsia"/>
-                <w:sz w:val="26"/>
-                <w:szCs w:val="26"/>
-              </w:rPr>
-              <w:t>二</w:t>
-            </w:r>
+              <w:t>如：何時造成、演變過程…</w:t>
+            </w:r>
+            <w:proofErr w:type="gramStart"/>
             <w:r>
               <w:rPr>
                 <w:rFonts w:ascii="標楷體" w:eastAsia="標楷體" w:hAnsi="標楷體" w:hint="eastAsia"/>
@@ -9204,8 +9367,9 @@
                 <w:sz w:val="26"/>
                 <w:szCs w:val="26"/>
               </w:rPr>
-              <w:t>、</w:t>
-            </w:r>
+              <w:t>）</w:t>
+            </w:r>
+            <w:proofErr w:type="gramEnd"/>
             <w:r>
               <w:rPr>
                 <w:rFonts w:ascii="標楷體" w:eastAsia="標楷體" w:hAnsi="標楷體" w:hint="eastAsia"/>
@@ -9214,7 +9378,59 @@
                 <w:sz w:val="26"/>
                 <w:szCs w:val="26"/>
               </w:rPr>
-              <w:t>今昔生活狀況</w:t>
+              <w:t>：</w:t>
+            </w:r>
+          </w:p>
+          <w:p>
+            <w:pPr>
+              <w:rPr>
+                <w:rFonts w:ascii="標楷體" w:eastAsia="標楷體" w:hAnsi="標楷體"/>
+                <w:sz w:val="26"/>
+                <w:szCs w:val="26"/>
+              </w:rPr>
+            </w:pPr>
+            <w:r>
+              <w:rPr>
+                <w:rFonts w:ascii="標楷體" w:eastAsia="標楷體" w:hAnsi="標楷體"/>
+                <w:sz w:val="26"/>
+                <w:szCs w:val="26"/>
+              </w:rPr>
+              <w:t>{</w:t>
+            </w:r>
+            <w:proofErr w:type="spellStart"/>
+            <w:r>
+              <w:rPr>
+                <w:rFonts w:ascii="標楷體" w:eastAsia="標楷體" w:hAnsi="標楷體"/>
+                <w:sz w:val="26"/>
+                <w:szCs w:val="26"/>
+              </w:rPr>
+              <w:t>disabilityCause</w:t>
+            </w:r>
+            <w:proofErr w:type="spellEnd"/>
+            <w:r>
+              <w:rPr>
+                <w:rFonts w:ascii="標楷體" w:eastAsia="標楷體" w:hAnsi="標楷體"/>
+                <w:sz w:val="26"/>
+                <w:szCs w:val="26"/>
+              </w:rPr>
+              <w:t>}</w:t>
+            </w:r>
+          </w:p>
+          <w:p>
+            <w:pPr>
+              <w:rPr>
+                <w:rFonts w:ascii="標楷體" w:eastAsia="標楷體" w:hAnsi="標楷體"/>
+                <w:sz w:val="26"/>
+                <w:szCs w:val="26"/>
+              </w:rPr>
+            </w:pPr>
+            <w:r>
+              <w:rPr>
+                <w:rFonts w:ascii="標楷體" w:eastAsia="標楷體" w:hAnsi="標楷體" w:hint="eastAsia"/>
+                <w:sz w:val="26"/>
+                <w:szCs w:val="26"/>
+              </w:rPr>
+              <w:t>二</w:t>
             </w:r>
             <w:r>
               <w:rPr>
@@ -9224,7 +9440,7 @@
                 <w:sz w:val="26"/>
                 <w:szCs w:val="26"/>
               </w:rPr>
-              <w:t>（如：</w:t>
+              <w:t>、</w:t>
             </w:r>
             <w:r>
               <w:rPr>
@@ -9234,8 +9450,9 @@
                 <w:sz w:val="26"/>
                 <w:szCs w:val="26"/>
               </w:rPr>
-              <w:t>自我身理或心理變化、</w:t>
-            </w:r>
+              <w:t>今昔生活狀況</w:t>
+            </w:r>
+            <w:proofErr w:type="gramStart"/>
             <w:r>
               <w:rPr>
                 <w:rFonts w:ascii="標楷體" w:eastAsia="標楷體" w:hAnsi="標楷體" w:hint="eastAsia"/>
@@ -9244,8 +9461,9 @@
                 <w:sz w:val="26"/>
                 <w:szCs w:val="26"/>
               </w:rPr>
-              <w:t>與家人/照顧者關係、生活起居…）</w:t>
-            </w:r>
+              <w:t>（</w:t>
+            </w:r>
+            <w:proofErr w:type="gramEnd"/>
             <w:r>
               <w:rPr>
                 <w:rFonts w:ascii="標楷體" w:eastAsia="標楷體" w:hAnsi="標楷體" w:hint="eastAsia"/>
@@ -9254,54 +9472,18 @@
                 <w:sz w:val="26"/>
                 <w:szCs w:val="26"/>
               </w:rPr>
-              <w:t>：</w:t>
-            </w:r>
-          </w:p>
-          <w:p>
-            <w:pPr>
-              <w:rPr>
-                <w:rFonts w:ascii="標楷體" w:eastAsia="標楷體" w:hAnsi="標楷體"/>
-                <w:sz w:val="26"/>
-                <w:szCs w:val="26"/>
-              </w:rPr>
-            </w:pPr>
-            <w:r>
-              <w:rPr>
-                <w:rFonts w:ascii="標楷體" w:eastAsia="標楷體" w:hAnsi="標楷體"/>
-                <w:sz w:val="26"/>
-                <w:szCs w:val="26"/>
-              </w:rPr>
-              <w:t>{</w:t>
-            </w:r>
-            <w:proofErr w:type="spellStart"/>
-            <w:r>
-              <w:rPr>
-                <w:rFonts w:ascii="標楷體" w:eastAsia="標楷體" w:hAnsi="標楷體"/>
-                <w:sz w:val="26"/>
-                <w:szCs w:val="26"/>
-              </w:rPr>
-              <w:t>lifeStatus</w:t>
-            </w:r>
-            <w:proofErr w:type="spellEnd"/>
-            <w:r>
-              <w:rPr>
-                <w:rFonts w:ascii="標楷體" w:eastAsia="標楷體" w:hAnsi="標楷體"/>
-                <w:sz w:val="26"/>
-                <w:szCs w:val="26"/>
-              </w:rPr>
-              <w:t>}</w:t>
-            </w:r>
-          </w:p>
-          <w:p>
-            <w:pPr>
-              <w:rPr>
-                <w:rFonts w:ascii="標楷體" w:eastAsia="標楷體" w:hAnsi="標楷體"/>
+              <w:t>如：</w:t>
+            </w:r>
+            <w:r>
+              <w:rPr>
+                <w:rFonts w:ascii="標楷體" w:eastAsia="標楷體" w:hAnsi="標楷體" w:hint="eastAsia"/>
                 <w:b/>
                 <w:bCs/>
                 <w:sz w:val="26"/>
                 <w:szCs w:val="26"/>
               </w:rPr>
-            </w:pPr>
+              <w:t>自我身理或心理變化、</w:t>
+            </w:r>
             <w:r>
               <w:rPr>
                 <w:rFonts w:ascii="標楷體" w:eastAsia="標楷體" w:hAnsi="標楷體" w:hint="eastAsia"/>
@@ -9310,8 +9492,9 @@
                 <w:sz w:val="26"/>
                 <w:szCs w:val="26"/>
               </w:rPr>
-              <w:t>三、</w:t>
-            </w:r>
+              <w:t>與家人/照顧者關係、生活起居…</w:t>
+            </w:r>
+            <w:proofErr w:type="gramStart"/>
             <w:r>
               <w:rPr>
                 <w:rFonts w:ascii="標楷體" w:eastAsia="標楷體" w:hAnsi="標楷體" w:hint="eastAsia"/>
@@ -9320,8 +9503,9 @@
                 <w:sz w:val="26"/>
                 <w:szCs w:val="26"/>
               </w:rPr>
-              <w:t>今昔就業狀況</w:t>
-            </w:r>
+              <w:t>）</w:t>
+            </w:r>
+            <w:proofErr w:type="gramEnd"/>
             <w:r>
               <w:rPr>
                 <w:rFonts w:ascii="標楷體" w:eastAsia="標楷體" w:hAnsi="標楷體" w:hint="eastAsia"/>
@@ -9330,64 +9514,64 @@
                 <w:sz w:val="26"/>
                 <w:szCs w:val="26"/>
               </w:rPr>
-              <w:t>（如：曾經就業與否、未能就業原因、就業情形…）</w:t>
-            </w:r>
-            <w:r>
-              <w:rPr>
-                <w:rFonts w:ascii="標楷體" w:eastAsia="標楷體" w:hAnsi="標楷體" w:hint="eastAsia"/>
+              <w:t>：</w:t>
+            </w:r>
+          </w:p>
+          <w:p>
+            <w:pPr>
+              <w:rPr>
+                <w:rFonts w:ascii="標楷體" w:eastAsia="標楷體" w:hAnsi="標楷體"/>
+                <w:sz w:val="26"/>
+                <w:szCs w:val="26"/>
+              </w:rPr>
+            </w:pPr>
+            <w:r>
+              <w:rPr>
+                <w:rFonts w:ascii="標楷體" w:eastAsia="標楷體" w:hAnsi="標楷體"/>
+                <w:sz w:val="26"/>
+                <w:szCs w:val="26"/>
+              </w:rPr>
+              <w:t>{</w:t>
+            </w:r>
+            <w:proofErr w:type="spellStart"/>
+            <w:r>
+              <w:rPr>
+                <w:rFonts w:ascii="標楷體" w:eastAsia="標楷體" w:hAnsi="標楷體"/>
+                <w:sz w:val="26"/>
+                <w:szCs w:val="26"/>
+              </w:rPr>
+              <w:t>lifeStatus</w:t>
+            </w:r>
+            <w:proofErr w:type="spellEnd"/>
+            <w:r>
+              <w:rPr>
+                <w:rFonts w:ascii="標楷體" w:eastAsia="標楷體" w:hAnsi="標楷體"/>
+                <w:sz w:val="26"/>
+                <w:szCs w:val="26"/>
+              </w:rPr>
+              <w:t>}</w:t>
+            </w:r>
+          </w:p>
+          <w:p>
+            <w:pPr>
+              <w:rPr>
+                <w:rFonts w:ascii="標楷體" w:eastAsia="標楷體" w:hAnsi="標楷體"/>
                 <w:b/>
                 <w:bCs/>
                 <w:sz w:val="26"/>
                 <w:szCs w:val="26"/>
               </w:rPr>
-              <w:t>：</w:t>
-            </w:r>
-          </w:p>
-          <w:p>
-            <w:pPr>
-              <w:rPr>
-                <w:rFonts w:ascii="標楷體" w:eastAsia="標楷體" w:hAnsi="標楷體"/>
-                <w:sz w:val="26"/>
-                <w:szCs w:val="26"/>
-              </w:rPr>
-            </w:pPr>
-            <w:r>
-              <w:rPr>
-                <w:rFonts w:ascii="標楷體" w:eastAsia="標楷體" w:hAnsi="標楷體"/>
-                <w:sz w:val="26"/>
-                <w:szCs w:val="26"/>
-              </w:rPr>
-              <w:t>{</w:t>
-            </w:r>
-            <w:proofErr w:type="spellStart"/>
-            <w:r>
-              <w:rPr>
-                <w:rFonts w:ascii="標楷體" w:eastAsia="標楷體" w:hAnsi="標楷體"/>
-                <w:sz w:val="26"/>
-                <w:szCs w:val="26"/>
-              </w:rPr>
-              <w:t>employmentStatus</w:t>
-            </w:r>
-            <w:proofErr w:type="spellEnd"/>
-            <w:r>
-              <w:rPr>
-                <w:rFonts w:ascii="標楷體" w:eastAsia="標楷體" w:hAnsi="標楷體"/>
-                <w:sz w:val="26"/>
-                <w:szCs w:val="26"/>
-              </w:rPr>
-              <w:t>}</w:t>
-            </w:r>
-          </w:p>
-          <w:p>
-            <w:pPr>
-              <w:rPr>
-                <w:rFonts w:ascii="標楷體" w:eastAsia="標楷體" w:hAnsi="標楷體"/>
+            </w:pPr>
+            <w:r>
+              <w:rPr>
+                <w:rFonts w:ascii="標楷體" w:eastAsia="標楷體" w:hAnsi="標楷體" w:hint="eastAsia"/>
                 <w:b/>
                 <w:bCs/>
                 <w:sz w:val="26"/>
                 <w:szCs w:val="26"/>
               </w:rPr>
-            </w:pPr>
+              <w:t>三、</w:t>
+            </w:r>
             <w:r>
               <w:rPr>
                 <w:rFonts w:ascii="標楷體" w:eastAsia="標楷體" w:hAnsi="標楷體" w:hint="eastAsia"/>
@@ -9396,8 +9580,9 @@
                 <w:sz w:val="26"/>
                 <w:szCs w:val="26"/>
               </w:rPr>
-              <w:t>四、</w:t>
-            </w:r>
+              <w:t>今昔就業狀況</w:t>
+            </w:r>
+            <w:proofErr w:type="gramStart"/>
             <w:r>
               <w:rPr>
                 <w:rFonts w:ascii="標楷體" w:eastAsia="標楷體" w:hAnsi="標楷體" w:hint="eastAsia"/>
@@ -9406,8 +9591,9 @@
                 <w:sz w:val="26"/>
                 <w:szCs w:val="26"/>
               </w:rPr>
-              <w:t>使用相關服務情形</w:t>
-            </w:r>
+              <w:t>（</w:t>
+            </w:r>
+            <w:proofErr w:type="gramEnd"/>
             <w:r>
               <w:rPr>
                 <w:rFonts w:ascii="標楷體" w:eastAsia="標楷體" w:hAnsi="標楷體" w:hint="eastAsia"/>
@@ -9416,8 +9602,9 @@
                 <w:sz w:val="26"/>
                 <w:szCs w:val="26"/>
               </w:rPr>
-              <w:t>（如：</w:t>
-            </w:r>
+              <w:t>如：曾經就業與否、未能就業原因、就業情形…</w:t>
+            </w:r>
+            <w:proofErr w:type="gramStart"/>
             <w:r>
               <w:rPr>
                 <w:rFonts w:ascii="標楷體" w:eastAsia="標楷體" w:hAnsi="標楷體" w:hint="eastAsia"/>
@@ -9426,8 +9613,9 @@
                 <w:sz w:val="26"/>
                 <w:szCs w:val="26"/>
               </w:rPr>
-              <w:t>使用輔具、居服等服務</w:t>
-            </w:r>
+              <w:t>）</w:t>
+            </w:r>
+            <w:proofErr w:type="gramEnd"/>
             <w:r>
               <w:rPr>
                 <w:rFonts w:ascii="標楷體" w:eastAsia="標楷體" w:hAnsi="標楷體" w:hint="eastAsia"/>
@@ -9436,8 +9624,150 @@
                 <w:sz w:val="26"/>
                 <w:szCs w:val="26"/>
               </w:rPr>
-              <w:t>…）</w:t>
-            </w:r>
+              <w:t>：</w:t>
+            </w:r>
+          </w:p>
+          <w:p>
+            <w:pPr>
+              <w:rPr>
+                <w:rFonts w:ascii="標楷體" w:eastAsia="標楷體" w:hAnsi="標楷體"/>
+                <w:sz w:val="26"/>
+                <w:szCs w:val="26"/>
+              </w:rPr>
+            </w:pPr>
+            <w:r>
+              <w:rPr>
+                <w:rFonts w:ascii="標楷體" w:eastAsia="標楷體" w:hAnsi="標楷體"/>
+                <w:sz w:val="26"/>
+                <w:szCs w:val="26"/>
+              </w:rPr>
+              <w:t>{</w:t>
+            </w:r>
+            <w:proofErr w:type="spellStart"/>
+            <w:r>
+              <w:rPr>
+                <w:rFonts w:ascii="標楷體" w:eastAsia="標楷體" w:hAnsi="標楷體"/>
+                <w:sz w:val="26"/>
+                <w:szCs w:val="26"/>
+              </w:rPr>
+              <w:t>employmentStatus</w:t>
+            </w:r>
+            <w:proofErr w:type="spellEnd"/>
+            <w:r>
+              <w:rPr>
+                <w:rFonts w:ascii="標楷體" w:eastAsia="標楷體" w:hAnsi="標楷體"/>
+                <w:sz w:val="26"/>
+                <w:szCs w:val="26"/>
+              </w:rPr>
+              <w:t>}</w:t>
+            </w:r>
+          </w:p>
+          <w:p>
+            <w:pPr>
+              <w:rPr>
+                <w:rFonts w:ascii="標楷體" w:eastAsia="標楷體" w:hAnsi="標楷體"/>
+                <w:b/>
+                <w:bCs/>
+                <w:sz w:val="26"/>
+                <w:szCs w:val="26"/>
+              </w:rPr>
+            </w:pPr>
+            <w:r>
+              <w:rPr>
+                <w:rFonts w:ascii="標楷體" w:eastAsia="標楷體" w:hAnsi="標楷體" w:hint="eastAsia"/>
+                <w:b/>
+                <w:bCs/>
+                <w:sz w:val="26"/>
+                <w:szCs w:val="26"/>
+              </w:rPr>
+              <w:t>四、</w:t>
+            </w:r>
+            <w:r>
+              <w:rPr>
+                <w:rFonts w:ascii="標楷體" w:eastAsia="標楷體" w:hAnsi="標楷體" w:hint="eastAsia"/>
+                <w:b/>
+                <w:bCs/>
+                <w:sz w:val="26"/>
+                <w:szCs w:val="26"/>
+              </w:rPr>
+              <w:t>使用相關服務情形</w:t>
+            </w:r>
+            <w:proofErr w:type="gramStart"/>
+            <w:r>
+              <w:rPr>
+                <w:rFonts w:ascii="標楷體" w:eastAsia="標楷體" w:hAnsi="標楷體" w:hint="eastAsia"/>
+                <w:b/>
+                <w:bCs/>
+                <w:sz w:val="26"/>
+                <w:szCs w:val="26"/>
+              </w:rPr>
+              <w:t>（</w:t>
+            </w:r>
+            <w:proofErr w:type="gramEnd"/>
+            <w:r>
+              <w:rPr>
+                <w:rFonts w:ascii="標楷體" w:eastAsia="標楷體" w:hAnsi="標楷體" w:hint="eastAsia"/>
+                <w:b/>
+                <w:bCs/>
+                <w:sz w:val="26"/>
+                <w:szCs w:val="26"/>
+              </w:rPr>
+              <w:t>如：</w:t>
+            </w:r>
+            <w:r>
+              <w:rPr>
+                <w:rFonts w:ascii="標楷體" w:eastAsia="標楷體" w:hAnsi="標楷體" w:hint="eastAsia"/>
+                <w:b/>
+                <w:bCs/>
+                <w:sz w:val="26"/>
+                <w:szCs w:val="26"/>
+              </w:rPr>
+              <w:t>使用輔具、</w:t>
+            </w:r>
+            <w:proofErr w:type="gramStart"/>
+            <w:r>
+              <w:rPr>
+                <w:rFonts w:ascii="標楷體" w:eastAsia="標楷體" w:hAnsi="標楷體" w:hint="eastAsia"/>
+                <w:b/>
+                <w:bCs/>
+                <w:sz w:val="26"/>
+                <w:szCs w:val="26"/>
+              </w:rPr>
+              <w:t>居服等</w:t>
+            </w:r>
+            <w:proofErr w:type="gramEnd"/>
+            <w:r>
+              <w:rPr>
+                <w:rFonts w:ascii="標楷體" w:eastAsia="標楷體" w:hAnsi="標楷體" w:hint="eastAsia"/>
+                <w:b/>
+                <w:bCs/>
+                <w:sz w:val="26"/>
+                <w:szCs w:val="26"/>
+              </w:rPr>
+              <w:t>服務</w:t>
+            </w:r>
+            <w:r>
+              <w:rPr>
+                <w:rFonts w:ascii="標楷體" w:eastAsia="標楷體" w:hAnsi="標楷體" w:hint="eastAsia"/>
+                <w:b/>
+                <w:bCs/>
+                <w:sz w:val="26"/>
+                <w:szCs w:val="26"/>
+              </w:rPr>
+              <w:t>…</w:t>
+            </w:r>
+            <w:proofErr w:type="gramStart"/>
+            <w:r>
+              <w:rPr>
+                <w:rFonts w:ascii="標楷體" w:eastAsia="標楷體" w:hAnsi="標楷體" w:hint="eastAsia"/>
+                <w:b/>
+                <w:bCs/>
+                <w:sz w:val="26"/>
+                <w:szCs w:val="26"/>
+              </w:rPr>
+              <w:t>）</w:t>
+            </w:r>
+            <w:proofErr w:type="gramEnd"/>
             <w:r>
               <w:rPr>
                 <w:rFonts w:ascii="標楷體" w:eastAsia="標楷體" w:hAnsi="標楷體" w:hint="eastAsia"/>
@@ -9895,7 +10225,25 @@
                 <w:sz w:val="26"/>
                 <w:szCs w:val="26"/>
               </w:rPr>
-              <w:t>{#goals}{theme}</w:t>
+              <w:t>{#</w:t>
+            </w:r>
+            <w:proofErr w:type="gramStart"/>
+            <w:r>
+              <w:rPr>
+                <w:rFonts w:ascii="標楷體" w:eastAsia="標楷體" w:hAnsi="標楷體"/>
+                <w:sz w:val="26"/>
+                <w:szCs w:val="26"/>
+              </w:rPr>
+              <w:t>goals}{</w:t>
+            </w:r>
+            <w:proofErr w:type="gramEnd"/>
+            <w:r>
+              <w:rPr>
+                <w:rFonts w:ascii="標楷體" w:eastAsia="標楷體" w:hAnsi="標楷體"/>
+                <w:sz w:val="26"/>
+                <w:szCs w:val="26"/>
+              </w:rPr>
+              <w:t>theme}</w:t>
             </w:r>
           </w:p>
         </w:tc>
@@ -9938,13 +10286,23 @@
                 <w:szCs w:val="26"/>
               </w:rPr>
             </w:pPr>
-            <w:r>
-              <w:rPr>
-                <w:rFonts w:ascii="標楷體" w:eastAsia="標楷體" w:hAnsi="標楷體"/>
-                <w:sz w:val="26"/>
-                <w:szCs w:val="26"/>
-              </w:rPr>
-              <w:t>{implementation}{/goals}</w:t>
+            <w:proofErr w:type="gramStart"/>
+            <w:r>
+              <w:rPr>
+                <w:rFonts w:ascii="標楷體" w:eastAsia="標楷體" w:hAnsi="標楷體"/>
+                <w:sz w:val="26"/>
+                <w:szCs w:val="26"/>
+              </w:rPr>
+              <w:t>{implementation}{/</w:t>
+            </w:r>
+            <w:proofErr w:type="gramEnd"/>
+            <w:r>
+              <w:rPr>
+                <w:rFonts w:ascii="標楷體" w:eastAsia="標楷體" w:hAnsi="標楷體"/>
+                <w:sz w:val="26"/>
+                <w:szCs w:val="26"/>
+              </w:rPr>
+              <w:t>goals}</w:t>
             </w:r>
           </w:p>
           <w:p>
@@ -10117,12 +10475,21 @@
                 <w:szCs w:val="24"/>
               </w:rPr>
             </w:pPr>
-            <w:r>
-              <w:rPr>
-                <w:rFonts w:ascii="標楷體" w:eastAsia="標楷體" w:hAnsi="標楷體" w:hint="eastAsia"/>
-                <w:szCs w:val="24"/>
-              </w:rPr>
-              <w:t>個助服務</w:t>
+            <w:proofErr w:type="gramStart"/>
+            <w:r>
+              <w:rPr>
+                <w:rFonts w:ascii="標楷體" w:eastAsia="標楷體" w:hAnsi="標楷體" w:hint="eastAsia"/>
+                <w:szCs w:val="24"/>
+              </w:rPr>
+              <w:t>個</w:t>
+            </w:r>
+            <w:proofErr w:type="gramEnd"/>
+            <w:r>
+              <w:rPr>
+                <w:rFonts w:ascii="標楷體" w:eastAsia="標楷體" w:hAnsi="標楷體" w:hint="eastAsia"/>
+                <w:szCs w:val="24"/>
+              </w:rPr>
+              <w:t>助服務</w:t>
             </w:r>
             <w:r>
               <w:rPr>
@@ -10408,7 +10775,25 @@
                 <w:sz w:val="26"/>
                 <w:szCs w:val="26"/>
               </w:rPr>
-              <w:t>{applicant}</w:t>
+              <w:t>{%</w:t>
+            </w:r>
+            <w:proofErr w:type="spellStart"/>
+            <w:r>
+              <w:rPr>
+                <w:rFonts w:ascii="標楷體" w:eastAsia="標楷體" w:hAnsi="標楷體"/>
+                <w:sz w:val="26"/>
+                <w:szCs w:val="26"/>
+              </w:rPr>
+              <w:t>applicantSignature</w:t>
+            </w:r>
+            <w:proofErr w:type="spellEnd"/>
+            <w:r>
+              <w:rPr>
+                <w:rFonts w:ascii="標楷體" w:eastAsia="標楷體" w:hAnsi="標楷體"/>
+                <w:sz w:val="26"/>
+                <w:szCs w:val="26"/>
+              </w:rPr>
+              <w:t>}</w:t>
             </w:r>
           </w:p>
         </w:tc>
@@ -10460,7 +10845,7 @@
                 <w:sz w:val="26"/>
                 <w:szCs w:val="26"/>
               </w:rPr>
-              <w:t>{</w:t>
+              <w:t>{%</w:t>
             </w:r>
             <w:proofErr w:type="spellStart"/>
             <w:r>
@@ -10469,7 +10854,7 @@
                 <w:sz w:val="26"/>
                 <w:szCs w:val="26"/>
               </w:rPr>
-              <w:t>peerSupporter</w:t>
+              <w:t>peerSupporterSignature</w:t>
             </w:r>
             <w:proofErr w:type="spellEnd"/>
             <w:r>
@@ -10537,7 +10922,7 @@
                 <w:sz w:val="26"/>
                 <w:szCs w:val="26"/>
               </w:rPr>
-              <w:t>{</w:t>
+              <w:t>{%</w:t>
             </w:r>
             <w:proofErr w:type="spellStart"/>
             <w:r>
@@ -10546,7 +10931,7 @@
                 <w:sz w:val="26"/>
                 <w:szCs w:val="26"/>
               </w:rPr>
-              <w:t>socialWorker</w:t>
+              <w:t>socialWorkerSignature</w:t>
             </w:r>
             <w:proofErr w:type="spellEnd"/>
             <w:r>
@@ -10611,7 +10996,25 @@
                 <w:sz w:val="26"/>
                 <w:szCs w:val="26"/>
               </w:rPr>
-              <w:t>{supervisor}</w:t>
+              <w:t>{%</w:t>
+            </w:r>
+            <w:proofErr w:type="spellStart"/>
+            <w:r>
+              <w:rPr>
+                <w:rFonts w:ascii="標楷體" w:eastAsia="標楷體" w:hAnsi="標楷體"/>
+                <w:sz w:val="26"/>
+                <w:szCs w:val="26"/>
+              </w:rPr>
+              <w:t>supervisorSignature</w:t>
+            </w:r>
+            <w:proofErr w:type="spellEnd"/>
+            <w:r>
+              <w:rPr>
+                <w:rFonts w:ascii="標楷體" w:eastAsia="標楷體" w:hAnsi="標楷體"/>
+                <w:sz w:val="26"/>
+                <w:szCs w:val="26"/>
+              </w:rPr>
+              <w:t>}</w:t>
             </w:r>
           </w:p>
         </w:tc>
@@ -12322,7 +12725,6 @@
   <w:style w:type="character" w:default="1" w:styleId="a0">
     <w:name w:val="Default Paragraph Font"/>
     <w:uiPriority w:val="1"/>
-    <w:semiHidden/>
     <w:unhideWhenUsed/>
   </w:style>
   <w:style w:type="table" w:default="1" w:styleId="a1">
